--- a/Sons & effets sonores.docx
+++ b/Sons & effets sonores.docx
@@ -168,6 +168,63 @@
           <w:u w:val="single"/>
         </w:rPr>
       </w:pPr>
+      <w:hyperlink r:id="rId7" w:history="1">
+        <w:r>
+          <w:rPr>
+            <w:rStyle w:val="Lienhypertexte"/>
+          </w:rPr>
+          <w:t>https://www.youtube.com/watch?v=2aZ0mgNj2kg</w:t>
+        </w:r>
+      </w:hyperlink>
+    </w:p>
+    <w:p>
+      <w:pPr>
+        <w:rPr>
+          <w:u w:val="single"/>
+        </w:rPr>
+      </w:pPr>
+      <w:hyperlink r:id="rId8" w:history="1">
+        <w:r>
+          <w:rPr>
+            <w:rStyle w:val="Lienhypertexte"/>
+          </w:rPr>
+          <w:t>https://www.youtube.com/watch?v=8dWFKIG11OI</w:t>
+        </w:r>
+      </w:hyperlink>
+    </w:p>
+    <w:p>
+      <w:pPr>
+        <w:rPr>
+          <w:u w:val="single"/>
+        </w:rPr>
+      </w:pPr>
+      <w:r>
+        <w:rPr>
+          <w:u w:val="single"/>
+        </w:rPr>
+        <w:t>de 44 :10</w:t>
+      </w:r>
+      <w:r>
+        <w:rPr>
+          <w:u w:val="single"/>
+        </w:rPr>
+        <w:t xml:space="preserve"> à 49 minutes</w:t>
+      </w:r>
+    </w:p>
+    <w:p>
+      <w:pPr>
+        <w:rPr>
+          <w:u w:val="single"/>
+        </w:rPr>
+      </w:pPr>
+      <w:hyperlink r:id="rId9" w:history="1">
+        <w:r>
+          <w:rPr>
+            <w:rStyle w:val="Lienhypertexte"/>
+          </w:rPr>
+          <w:t>https://www.youtube.com/watch?v=sl3X0bfuKck</w:t>
+        </w:r>
+      </w:hyperlink>
     </w:p>
     <w:p>
       <w:pPr>

--- a/Sons & effets sonores.docx
+++ b/Sons & effets sonores.docx
@@ -159,6 +159,314 @@
         <w:rPr>
           <w:u w:val="single"/>
         </w:rPr>
+        <w:t>Proposition 1 - Musique de supermarché : jazz et bossa nova ambiance libre de droit</w:t>
+      </w:r>
+      <w:r>
+        <w:rPr>
+          <w:u w:val="single"/>
+        </w:rPr>
+        <w:br/>
+      </w:r>
+      <w:r>
+        <w:rPr>
+          <w:u w:val="single"/>
+        </w:rPr>
+        <w:br/>
+        <w:t>The Girl From Ipanema- Stan Getz</w:t>
+      </w:r>
+      <w:r>
+        <w:rPr>
+          <w:u w:val="single"/>
+        </w:rPr>
+        <w:br/>
+      </w:r>
+      <w:hyperlink r:id="rId7" w:history="1">
+        <w:r>
+          <w:rPr>
+            <w:rStyle w:val="Lienhypertexte"/>
+          </w:rPr>
+          <w:t>https://youtu.be/N-TKOh0zsvU</w:t>
+        </w:r>
+      </w:hyperlink>
+      <w:r>
+        <w:rPr>
+          <w:u w:val="single"/>
+        </w:rPr>
+        <w:t> </w:t>
+      </w:r>
+    </w:p>
+    <w:p>
+      <w:pPr>
+        <w:rPr>
+          <w:u w:val="single"/>
+          <w:lang w:val="en-US"/>
+        </w:rPr>
+      </w:pPr>
+      <w:r>
+        <w:rPr>
+          <w:u w:val="single"/>
+          <w:lang w:val="en-US"/>
+        </w:rPr>
+        <w:t xml:space="preserve">(ambiance </w:t>
+      </w:r>
+      <w:proofErr w:type="spellStart"/>
+      <w:r>
+        <w:rPr>
+          <w:u w:val="single"/>
+          <w:lang w:val="en-US"/>
+        </w:rPr>
+        <w:t>ascenseur</w:t>
+      </w:r>
+      <w:proofErr w:type="spellEnd"/>
+      <w:r>
+        <w:rPr>
+          <w:u w:val="single"/>
+          <w:lang w:val="en-US"/>
+        </w:rPr>
+        <w:t>)</w:t>
+      </w:r>
+      <w:r>
+        <w:rPr>
+          <w:u w:val="single"/>
+          <w:lang w:val="en-US"/>
+        </w:rPr>
+        <w:br/>
+      </w:r>
+      <w:r>
+        <w:rPr>
+          <w:u w:val="single"/>
+          <w:lang w:val="en-US"/>
+        </w:rPr>
+        <w:br/>
+      </w:r>
+    </w:p>
+    <w:p>
+      <w:pPr>
+        <w:rPr>
+          <w:u w:val="single"/>
+          <w:lang w:val="en-US"/>
+        </w:rPr>
+      </w:pPr>
+      <w:r>
+        <w:rPr>
+          <w:u w:val="single"/>
+          <w:lang w:val="en-US"/>
+        </w:rPr>
+        <w:t>Sing, Sing, Sing · Benny Goodman and His Orchestra</w:t>
+      </w:r>
+    </w:p>
+    <w:p>
+      <w:pPr>
+        <w:rPr>
+          <w:u w:val="single"/>
+          <w:lang w:val="en-US"/>
+        </w:rPr>
+      </w:pPr>
+      <w:hyperlink r:id="rId8" w:history="1">
+        <w:r>
+          <w:rPr>
+            <w:rStyle w:val="Lienhypertexte"/>
+            <w:lang w:val="en-US"/>
+          </w:rPr>
+          <w:t>https://youtu.be/9AO3oUx5n9M?list=PLhQIxkjMpp-op7vDgQawS7jKc8rZqmk9q</w:t>
+        </w:r>
+      </w:hyperlink>
+      <w:r>
+        <w:rPr>
+          <w:u w:val="single"/>
+          <w:lang w:val="en-US"/>
+        </w:rPr>
+        <w:t xml:space="preserve"> </w:t>
+      </w:r>
+      <w:r>
+        <w:rPr>
+          <w:u w:val="single"/>
+          <w:lang w:val="en-US"/>
+        </w:rPr>
+        <w:br/>
+        <w:t>(ambiance goofy)</w:t>
+      </w:r>
+      <w:r>
+        <w:rPr>
+          <w:u w:val="single"/>
+          <w:lang w:val="en-US"/>
+        </w:rPr>
+        <w:br/>
+      </w:r>
+      <w:r>
+        <w:rPr>
+          <w:u w:val="single"/>
+          <w:lang w:val="en-US"/>
+        </w:rPr>
+        <w:br/>
+      </w:r>
+      <w:r>
+        <w:rPr>
+          <w:u w:val="single"/>
+          <w:lang w:val="en-US"/>
+        </w:rPr>
+        <w:br/>
+      </w:r>
+    </w:p>
+    <w:p>
+      <w:pPr>
+        <w:rPr>
+          <w:u w:val="single"/>
+        </w:rPr>
+      </w:pPr>
+      <w:r>
+        <w:rPr>
+          <w:u w:val="single"/>
+        </w:rPr>
+        <w:t>Proposition 2 - Musique rythmé typique jeu vidéo</w:t>
+      </w:r>
+      <w:r>
+        <w:rPr>
+          <w:u w:val="single"/>
+        </w:rPr>
+        <w:br/>
+      </w:r>
+      <w:r>
+        <w:rPr>
+          <w:u w:val="single"/>
+        </w:rPr>
+        <w:br/>
+        <w:t>Coconut Mall - Mario Kart Wii</w:t>
+      </w:r>
+    </w:p>
+    <w:p>
+      <w:pPr>
+        <w:rPr>
+          <w:u w:val="single"/>
+        </w:rPr>
+      </w:pPr>
+      <w:hyperlink r:id="rId9" w:history="1">
+        <w:r>
+          <w:rPr>
+            <w:rStyle w:val="Lienhypertexte"/>
+          </w:rPr>
+          <w:t>https://youtu.be/cscuCIzItZQ</w:t>
+        </w:r>
+      </w:hyperlink>
+      <w:r>
+        <w:rPr>
+          <w:u w:val="single"/>
+        </w:rPr>
+        <w:t xml:space="preserve"> </w:t>
+      </w:r>
+      <w:r>
+        <w:rPr>
+          <w:u w:val="single"/>
+        </w:rPr>
+        <w:br/>
+        <w:t>(ambiance course et rapidité)</w:t>
+      </w:r>
+    </w:p>
+    <w:p>
+      <w:pPr>
+        <w:rPr>
+          <w:u w:val="single"/>
+        </w:rPr>
+      </w:pPr>
+    </w:p>
+    <w:p>
+      <w:pPr>
+        <w:rPr>
+          <w:u w:val="single"/>
+          <w:lang w:val="en-US"/>
+        </w:rPr>
+      </w:pPr>
+      <w:r>
+        <w:rPr>
+          <w:u w:val="single"/>
+          <w:lang w:val="en-US"/>
+        </w:rPr>
+        <w:t>Final Destination - Super Smash Bros. Brawl - Nintendo Music</w:t>
+      </w:r>
+    </w:p>
+    <w:p>
+      <w:pPr>
+        <w:rPr>
+          <w:u w:val="single"/>
+          <w:lang w:val="en-US"/>
+        </w:rPr>
+      </w:pPr>
+      <w:hyperlink r:id="rId10" w:history="1">
+        <w:r>
+          <w:rPr>
+            <w:rStyle w:val="Lienhypertexte"/>
+            <w:lang w:val="en-US"/>
+          </w:rPr>
+          <w:t>https://youtu.be/0whO6CG2Sl0?list=PLnpxa8AqNfnkgxFHX0wLDS0aAQ8ZLJB_7</w:t>
+        </w:r>
+      </w:hyperlink>
+      <w:r>
+        <w:rPr>
+          <w:u w:val="single"/>
+          <w:lang w:val="en-US"/>
+        </w:rPr>
+        <w:t> </w:t>
+      </w:r>
+    </w:p>
+    <w:p>
+      <w:pPr>
+        <w:rPr>
+          <w:u w:val="single"/>
+        </w:rPr>
+      </w:pPr>
+      <w:r>
+        <w:rPr>
+          <w:u w:val="single"/>
+        </w:rPr>
+        <w:t>(</w:t>
+      </w:r>
+      <w:proofErr w:type="gramStart"/>
+      <w:r>
+        <w:rPr>
+          <w:u w:val="single"/>
+        </w:rPr>
+        <w:t>ambiance</w:t>
+      </w:r>
+      <w:proofErr w:type="gramEnd"/>
+      <w:r>
+        <w:rPr>
+          <w:u w:val="single"/>
+        </w:rPr>
+        <w:t xml:space="preserve"> bagarre </w:t>
+      </w:r>
+      <w:proofErr w:type="spellStart"/>
+      <w:r>
+        <w:rPr>
+          <w:u w:val="single"/>
+        </w:rPr>
+        <w:t>venère</w:t>
+      </w:r>
+      <w:proofErr w:type="spellEnd"/>
+      <w:r>
+        <w:rPr>
+          <w:u w:val="single"/>
+        </w:rPr>
+        <w:t>)</w:t>
+      </w:r>
+    </w:p>
+    <w:p>
+      <w:pPr>
+        <w:rPr>
+          <w:u w:val="single"/>
+        </w:rPr>
+      </w:pPr>
+    </w:p>
+    <w:p>
+      <w:pPr>
+        <w:rPr>
+          <w:u w:val="single"/>
+        </w:rPr>
+      </w:pPr>
+      <w:r>
+        <w:rPr>
+          <w:u w:val="single"/>
+        </w:rPr>
+        <w:lastRenderedPageBreak/>
         <w:t>-Jonathan</w:t>
       </w:r>
     </w:p>
@@ -168,7 +476,7 @@
           <w:u w:val="single"/>
         </w:rPr>
       </w:pPr>
-      <w:hyperlink r:id="rId7" w:history="1">
+      <w:hyperlink r:id="rId11" w:history="1">
         <w:r>
           <w:rPr>
             <w:rStyle w:val="Lienhypertexte"/>
@@ -183,7 +491,7 @@
           <w:u w:val="single"/>
         </w:rPr>
       </w:pPr>
-      <w:hyperlink r:id="rId8" w:history="1">
+      <w:hyperlink r:id="rId12" w:history="1">
         <w:r>
           <w:rPr>
             <w:rStyle w:val="Lienhypertexte"/>
@@ -198,11 +506,19 @@
           <w:u w:val="single"/>
         </w:rPr>
       </w:pPr>
-      <w:r>
-        <w:rPr>
-          <w:u w:val="single"/>
-        </w:rPr>
-        <w:t>de 44 :10</w:t>
+      <w:proofErr w:type="gramStart"/>
+      <w:r>
+        <w:rPr>
+          <w:u w:val="single"/>
+        </w:rPr>
+        <w:t>de</w:t>
+      </w:r>
+      <w:proofErr w:type="gramEnd"/>
+      <w:r>
+        <w:rPr>
+          <w:u w:val="single"/>
+        </w:rPr>
+        <w:t xml:space="preserve"> 44 :10</w:t>
       </w:r>
       <w:r>
         <w:rPr>
@@ -217,7 +533,7 @@
           <w:u w:val="single"/>
         </w:rPr>
       </w:pPr>
-      <w:hyperlink r:id="rId9" w:history="1">
+      <w:hyperlink r:id="rId13" w:history="1">
         <w:r>
           <w:rPr>
             <w:rStyle w:val="Lienhypertexte"/>
@@ -861,7 +1177,6 @@
   <w:style w:type="character" w:default="1" w:styleId="Policepardfaut">
     <w:name w:val="Default Paragraph Font"/>
     <w:uiPriority w:val="1"/>
-    <w:semiHidden/>
     <w:unhideWhenUsed/>
   </w:style>
   <w:style w:type="table" w:default="1" w:styleId="TableauNormal">

--- a/Sons & effets sonores.docx
+++ b/Sons & effets sonores.docx
@@ -19,65 +19,117 @@
           <w:sz w:val="36"/>
           <w:szCs w:val="36"/>
         </w:rPr>
-        <w:t>Son et effets sonores</w:t>
-      </w:r>
-    </w:p>
-    <w:p/>
-    <w:p>
-      <w:pPr>
+        <w:t>Son</w:t>
+      </w:r>
+      <w:r>
         <w:rPr>
           <w:b/>
           <w:bCs/>
-        </w:rPr>
-      </w:pPr>
+          <w:sz w:val="36"/>
+          <w:szCs w:val="36"/>
+        </w:rPr>
+        <w:t>s</w:t>
+      </w:r>
       <w:r>
         <w:rPr>
           <w:b/>
           <w:bCs/>
-        </w:rPr>
-        <w:t>S</w:t>
-      </w:r>
-      <w:r>
+          <w:sz w:val="36"/>
+          <w:szCs w:val="36"/>
+        </w:rPr>
+        <w:t xml:space="preserve"> et effets sonores</w:t>
+      </w:r>
+    </w:p>
+    <w:p/>
+    <w:p>
+      <w:pPr>
         <w:rPr>
           <w:b/>
           <w:bCs/>
         </w:rPr>
+      </w:pPr>
+      <w:r>
+        <w:rPr>
+          <w:b/>
+          <w:bCs/>
+        </w:rPr>
+        <w:t>S</w:t>
+      </w:r>
+      <w:r>
+        <w:rPr>
+          <w:b/>
+          <w:bCs/>
+        </w:rPr>
         <w:t>on</w:t>
       </w:r>
-    </w:p>
-    <w:p>
-      <w:pPr>
-        <w:rPr>
-          <w:u w:val="single"/>
-        </w:rPr>
-      </w:pPr>
-      <w:r>
-        <w:rPr>
-          <w:u w:val="single"/>
-        </w:rPr>
-        <w:t>-Marjorie</w:t>
-      </w:r>
-      <w:r>
-        <w:rPr>
-          <w:u w:val="single"/>
-        </w:rPr>
-        <w:t> :</w:t>
-      </w:r>
-    </w:p>
-    <w:p>
-      <w:pPr>
-        <w:rPr>
-          <w:u w:val="single"/>
-        </w:rPr>
-      </w:pPr>
+      <w:r>
+        <w:rPr>
+          <w:b/>
+          <w:bCs/>
+        </w:rPr>
+        <w:t>s</w:t>
+      </w:r>
+    </w:p>
+    <w:p>
+      <w:pPr>
+        <w:rPr>
+          <w:b/>
+          <w:bCs/>
+          <w:u w:val="single"/>
+        </w:rPr>
+      </w:pPr>
+      <w:r>
+        <w:rPr>
+          <w:b/>
+          <w:bCs/>
+          <w:u w:val="single"/>
+        </w:rPr>
+        <w:t>-Marjorie :</w:t>
+      </w:r>
+    </w:p>
+    <w:p>
       <w:hyperlink r:id="rId4" w:history="1">
         <w:r>
           <w:rPr>
             <w:rStyle w:val="Lienhypertexte"/>
           </w:rPr>
-          <w:t>https://www.youtube.com/watch?v=mAh9WRX0Ig&amp;list=PL1GADd_rJzkBzEU3FRvABHtjKvn8symo7&amp;index=35</w:t>
+          <w:t>https://www.yo</w:t>
+        </w:r>
+        <w:r>
+          <w:rPr>
+            <w:rStyle w:val="Lienhypertexte"/>
+          </w:rPr>
+          <w:t>u</w:t>
+        </w:r>
+        <w:r>
+          <w:rPr>
+            <w:rStyle w:val="Lienhypertexte"/>
+          </w:rPr>
+          <w:t>tube.com/watch?v=n0gwPRnVtWg&amp;t=489</w:t>
         </w:r>
       </w:hyperlink>
+      <w:r>
+        <w:rPr>
+          <w:u w:val="single"/>
+        </w:rPr>
+        <w:t>s</w:t>
+      </w:r>
+      <w:r>
+        <w:t xml:space="preserve">  </w:t>
+      </w:r>
+    </w:p>
+    <w:p>
+      <w:r>
+        <w:t>(</w:t>
+      </w:r>
+      <w:proofErr w:type="gramStart"/>
+      <w:r>
+        <w:t>à</w:t>
+      </w:r>
+      <w:proofErr w:type="gramEnd"/>
+      <w:r>
+        <w:t xml:space="preserve"> partir de 8 :08)</w:t>
+      </w:r>
     </w:p>
     <w:p>
       <w:pPr>
@@ -112,25 +164,15 @@
     <w:p>
       <w:pPr>
         <w:rPr>
-          <w:u w:val="single"/>
-        </w:rPr>
-      </w:pPr>
-    </w:p>
-    <w:p>
-      <w:pPr>
-        <w:rPr>
-          <w:u w:val="single"/>
-        </w:rPr>
-      </w:pPr>
-    </w:p>
-    <w:p>
-      <w:pPr>
-        <w:rPr>
-          <w:u w:val="single"/>
-        </w:rPr>
-      </w:pPr>
-      <w:r>
-        <w:rPr>
+          <w:b/>
+          <w:bCs/>
+          <w:u w:val="single"/>
+        </w:rPr>
+      </w:pPr>
+      <w:r>
+        <w:rPr>
+          <w:b/>
+          <w:bCs/>
           <w:u w:val="single"/>
         </w:rPr>
         <w:t>-Antonin</w:t>
@@ -139,11 +181,15 @@
     <w:p>
       <w:pPr>
         <w:rPr>
-          <w:u w:val="single"/>
-        </w:rPr>
-      </w:pPr>
-      <w:r>
-        <w:rPr>
+          <w:b/>
+          <w:bCs/>
+          <w:u w:val="single"/>
+        </w:rPr>
+      </w:pPr>
+      <w:r>
+        <w:rPr>
+          <w:b/>
+          <w:bCs/>
           <w:u w:val="single"/>
         </w:rPr>
         <w:t>-Alexandra</w:t>
@@ -224,20 +270,6 @@
           <w:lang w:val="en-US"/>
         </w:rPr>
         <w:t>)</w:t>
-      </w:r>
-      <w:r>
-        <w:rPr>
-          <w:u w:val="single"/>
-          <w:lang w:val="en-US"/>
-        </w:rPr>
-        <w:br/>
-      </w:r>
-      <w:r>
-        <w:rPr>
-          <w:u w:val="single"/>
-          <w:lang w:val="en-US"/>
-        </w:rPr>
-        <w:br/>
       </w:r>
     </w:p>
     <w:p>
@@ -293,20 +325,6 @@
         </w:rPr>
         <w:br/>
       </w:r>
-      <w:r>
-        <w:rPr>
-          <w:u w:val="single"/>
-          <w:lang w:val="en-US"/>
-        </w:rPr>
-        <w:br/>
-      </w:r>
-      <w:r>
-        <w:rPr>
-          <w:u w:val="single"/>
-          <w:lang w:val="en-US"/>
-        </w:rPr>
-        <w:br/>
-      </w:r>
     </w:p>
     <w:p>
       <w:pPr>
@@ -452,21 +470,17 @@
     <w:p>
       <w:pPr>
         <w:rPr>
-          <w:u w:val="single"/>
-        </w:rPr>
-      </w:pPr>
-    </w:p>
-    <w:p>
-      <w:pPr>
-        <w:rPr>
-          <w:u w:val="single"/>
-        </w:rPr>
-      </w:pPr>
-      <w:r>
-        <w:rPr>
-          <w:u w:val="single"/>
-        </w:rPr>
-        <w:lastRenderedPageBreak/>
+          <w:b/>
+          <w:bCs/>
+          <w:u w:val="single"/>
+        </w:rPr>
+      </w:pPr>
+      <w:r>
+        <w:rPr>
+          <w:b/>
+          <w:bCs/>
+          <w:u w:val="single"/>
+        </w:rPr>
         <w:t>-Jonathan</w:t>
       </w:r>
     </w:p>
@@ -1177,6 +1191,7 @@
   <w:style w:type="character" w:default="1" w:styleId="Policepardfaut">
     <w:name w:val="Default Paragraph Font"/>
     <w:uiPriority w:val="1"/>
+    <w:semiHidden/>
     <w:unhideWhenUsed/>
   </w:style>
   <w:style w:type="table" w:default="1" w:styleId="TableauNormal">
@@ -1511,6 +1526,18 @@
     <w:rPr>
       <w:color w:val="605E5C"/>
       <w:shd w:val="clear" w:color="auto" w:fill="E1DFDD"/>
+    </w:rPr>
+  </w:style>
+  <w:style w:type="character" w:styleId="Lienhypertextesuivivisit">
+    <w:name w:val="FollowedHyperlink"/>
+    <w:basedOn w:val="Policepardfaut"/>
+    <w:uiPriority w:val="99"/>
+    <w:semiHidden/>
+    <w:unhideWhenUsed/>
+    <w:rsid w:val="008D7D9C"/>
+    <w:rPr>
+      <w:color w:val="954F72" w:themeColor="followedHyperlink"/>
+      <w:u w:val="single"/>
     </w:rPr>
   </w:style>
 </w:styles>
